--- a/7.stats_notes/class/inferential/z_test_with_example.docx
+++ b/7.stats_notes/class/inferential/z_test_with_example.docx
@@ -2,6 +2,83 @@
 <file path=word/document.xml><?xml version="1.0" encoding="utf-8"?>
 <w:document xmlns:wpc="http://schemas.microsoft.com/office/word/2010/wordprocessingCanvas" xmlns:mc="http://schemas.openxmlformats.org/markup-compatibility/2006" xmlns:o="urn:schemas-microsoft-com:office:office" xmlns:r="http://schemas.openxmlformats.org/officeDocument/2006/relationships" xmlns:m="http://schemas.openxmlformats.org/officeDocument/2006/math" xmlns:v="urn:schemas-microsoft-com:vml" xmlns:wp14="http://schemas.microsoft.com/office/word/2010/wordprocessingDrawing" xmlns:wp="http://schemas.openxmlformats.org/drawingml/2006/wordprocessingDrawing" xmlns:w="http://schemas.openxmlformats.org/wordprocessingml/2006/main" xmlns:w14="http://schemas.microsoft.com/office/word/2010/wordml" xmlns:w10="urn:schemas-microsoft-com:office:word" xmlns:w15="http://schemas.microsoft.com/office/word/2012/wordml" xmlns:wpg="http://schemas.microsoft.com/office/word/2010/wordprocessingGroup" xmlns:wpi="http://schemas.microsoft.com/office/word/2010/wordprocessingInk" xmlns:wne="http://schemas.microsoft.com/office/word/2006/wordml" xmlns:wps="http://schemas.microsoft.com/office/word/2010/wordprocessingShape" xmlns:wpsCustomData="http://www.wps.cn/officeDocument/2013/wpsCustomData" mc:Ignorable="w14 w15 wp14">
   <w:body>
+    <w:p>
+      <w:pPr>
+        <w:numPr>
+          <w:numId w:val="0"/>
+        </w:numPr>
+        <w:rPr>
+          <w:rFonts w:hint="default"/>
+          <w:lang w:val="en-US"/>
+        </w:rPr>
+      </w:pPr>
+      <w:r>
+        <w:rPr>
+          <w:rFonts w:hint="default"/>
+          <w:lang w:val="en-US"/>
+        </w:rPr>
+        <w:t>1 Z-Test</w:t>
+      </w:r>
+    </w:p>
+    <w:p>
+      <w:pPr>
+        <w:numPr>
+          <w:ilvl w:val="0"/>
+          <w:numId w:val="1"/>
+        </w:numPr>
+        <w:rPr>
+          <w:rFonts w:hint="default"/>
+          <w:lang w:val="en-US"/>
+        </w:rPr>
+      </w:pPr>
+      <w:r>
+        <w:rPr>
+          <w:rFonts w:hint="default"/>
+          <w:lang w:val="en-US"/>
+        </w:rPr>
+        <w:t>T-test</w:t>
+      </w:r>
+    </w:p>
+    <w:p>
+      <w:pPr>
+        <w:numPr>
+          <w:ilvl w:val="0"/>
+          <w:numId w:val="1"/>
+        </w:numPr>
+        <w:rPr>
+          <w:rFonts w:hint="default"/>
+          <w:lang w:val="en-US"/>
+        </w:rPr>
+      </w:pPr>
+      <w:r>
+        <w:rPr>
+          <w:rFonts w:hint="default"/>
+          <w:lang w:val="en-US"/>
+        </w:rPr>
+        <w:t>Chi square test</w:t>
+      </w:r>
+    </w:p>
+    <w:p>
+      <w:pPr>
+        <w:numPr>
+          <w:ilvl w:val="0"/>
+          <w:numId w:val="1"/>
+        </w:numPr>
+        <w:rPr>
+          <w:rFonts w:hint="default"/>
+          <w:lang w:val="en-US"/>
+        </w:rPr>
+      </w:pPr>
+      <w:r>
+        <w:rPr>
+          <w:rFonts w:hint="default"/>
+          <w:lang w:val="en-US"/>
+        </w:rPr>
+        <w:t>Anova</w:t>
+      </w:r>
+    </w:p>
+    <w:p/>
+    <w:p/>
     <w:p>
       <w:r>
         <w:t>Z test</w:t>
@@ -99,7 +176,7 @@
     <w:p>
       <w:r>
         <w:pict>
-          <v:shape id="_x0000_i1027" o:spt="75" type="#_x0000_t75" style="height:465.8pt;width:459.45pt;" filled="f" o:preferrelative="t" stroked="f" coordsize="21600,21600">
+          <v:shape id="_x0000_i1026" o:spt="75" type="#_x0000_t75" style="height:465.8pt;width:459.45pt;" filled="f" o:preferrelative="t" stroked="f" coordsize="21600,21600">
             <v:path/>
             <v:fill on="f" focussize="0,0"/>
             <v:stroke on="f" joinstyle="miter"/>
@@ -114,7 +191,7 @@
     <w:p>
       <w:r>
         <w:pict>
-          <v:shape id="_x0000_i1028" o:spt="75" type="#_x0000_t75" style="height:324.85pt;width:315.45pt;" filled="f" o:preferrelative="t" stroked="f" coordsize="21600,21600">
+          <v:shape id="_x0000_i1027" o:spt="75" type="#_x0000_t75" style="height:324.85pt;width:315.45pt;" filled="f" o:preferrelative="t" stroked="f" coordsize="21600,21600">
             <v:path/>
             <v:fill on="f" focussize="0,0"/>
             <v:stroke on="f" joinstyle="miter"/>
@@ -127,9 +204,10 @@
       </w:r>
     </w:p>
     <w:p>
+      <w:bookmarkStart w:id="0" w:name="_GoBack"/>
       <w:r>
         <w:pict>
-          <v:shape id="_x0000_i1029" o:spt="75" type="#_x0000_t75" style="height:390.45pt;width:319.8pt;" filled="f" o:preferrelative="t" stroked="f" coordsize="21600,21600">
+          <v:shape id="_x0000_i1028" o:spt="75" type="#_x0000_t75" style="height:390.45pt;width:319.8pt;" filled="f" o:preferrelative="t" stroked="f" coordsize="21600,21600">
             <v:path/>
             <v:fill on="f" focussize="0,0"/>
             <v:stroke on="f" joinstyle="miter"/>
@@ -140,6 +218,7 @@
           </v:shape>
         </w:pict>
       </w:r>
+      <w:bookmarkEnd w:id="0"/>
     </w:p>
     <w:p>
       <w:r>
@@ -186,8 +265,6 @@
           </wp:inline>
         </w:drawing>
       </w:r>
-      <w:bookmarkStart w:id="0" w:name="_GoBack"/>
-      <w:bookmarkEnd w:id="0"/>
     </w:p>
     <w:p>
       <w:pPr>
@@ -221,7 +298,7 @@
       <w:pPr>
         <w:numPr>
           <w:ilvl w:val="0"/>
-          <w:numId w:val="1"/>
+          <w:numId w:val="2"/>
         </w:numPr>
         <w:spacing w:before="100" w:beforeAutospacing="1" w:after="100" w:afterAutospacing="1" w:line="240" w:lineRule="auto"/>
         <w:rPr>
@@ -243,7 +320,7 @@
     <w:p>
       <w:r>
         <w:pict>
-          <v:shape id="_x0000_i1031" o:spt="75" type="#_x0000_t75" style="height:462.45pt;width:442.05pt;" filled="f" o:preferrelative="t" stroked="f" coordsize="21600,21600">
+          <v:shape id="_x0000_i1029" o:spt="75" type="#_x0000_t75" style="height:462.45pt;width:442.05pt;" filled="f" o:preferrelative="t" stroked="f" coordsize="21600,21600">
             <v:path/>
             <v:fill on="f" focussize="0,0"/>
             <v:stroke on="f" joinstyle="miter"/>
@@ -259,7 +336,7 @@
     <w:p>
       <w:r>
         <w:pict>
-          <v:shape id="_x0000_i1032" o:spt="75" type="#_x0000_t75" style="height:423.65pt;width:452.1pt;" filled="f" o:preferrelative="t" stroked="f" coordsize="21600,21600">
+          <v:shape id="_x0000_i1030" o:spt="75" type="#_x0000_t75" style="height:423.65pt;width:452.1pt;" filled="f" o:preferrelative="t" stroked="f" coordsize="21600,21600">
             <v:path/>
             <v:fill on="f" focussize="0,0"/>
             <v:stroke on="f" joinstyle="miter"/>
@@ -334,6 +411,18 @@
 <file path=word/numbering.xml><?xml version="1.0" encoding="utf-8"?>
 <w:numbering xmlns:wpc="http://schemas.microsoft.com/office/word/2010/wordprocessingCanvas" xmlns:mc="http://schemas.openxmlformats.org/markup-compatibility/2006" xmlns:o="urn:schemas-microsoft-com:office:office" xmlns:r="http://schemas.openxmlformats.org/officeDocument/2006/relationships" xmlns:m="http://schemas.openxmlformats.org/officeDocument/2006/math" xmlns:v="urn:schemas-microsoft-com:vml" xmlns:wp14="http://schemas.microsoft.com/office/word/2010/wordprocessingDrawing" xmlns:wp="http://schemas.openxmlformats.org/drawingml/2006/wordprocessingDrawing" xmlns:w10="urn:schemas-microsoft-com:office:word" xmlns:w="http://schemas.openxmlformats.org/wordprocessingml/2006/main" xmlns:w14="http://schemas.microsoft.com/office/word/2010/wordml" xmlns:wpg="http://schemas.microsoft.com/office/word/2010/wordprocessingGroup" xmlns:wpi="http://schemas.microsoft.com/office/word/2010/wordprocessingInk" xmlns:wne="http://schemas.microsoft.com/office/word/2006/wordml" xmlns:wps="http://schemas.microsoft.com/office/word/2010/wordprocessingShape" xmlns:wpsCustomData="http://www.wps.cn/officeDocument/2013/wpsCustomData" mc:Ignorable="w14 wp14">
   <w:abstractNum w:abstractNumId="0">
+    <w:nsid w:val="D02C7ABC"/>
+    <w:multiLevelType w:val="singleLevel"/>
+    <w:tmpl w:val="D02C7ABC"/>
+    <w:lvl w:ilvl="0" w:tentative="0">
+      <w:start w:val="2"/>
+      <w:numFmt w:val="decimal"/>
+      <w:suff w:val="space"/>
+      <w:lvlText w:val="%1."/>
+      <w:lvlJc w:val="left"/>
+    </w:lvl>
+  </w:abstractNum>
+  <w:abstractNum w:abstractNumId="1">
     <w:nsid w:val="4EE60CFA"/>
     <w:multiLevelType w:val="multilevel"/>
     <w:tmpl w:val="4EE60CFA"/>
@@ -484,6 +573,9 @@
   </w:abstractNum>
   <w:num w:numId="1">
     <w:abstractNumId w:val="0"/>
+  </w:num>
+  <w:num w:numId="2">
+    <w:abstractNumId w:val="1"/>
   </w:num>
 </w:numbering>
 </file>

--- a/7.stats_notes/class/inferential/z_test_with_example.docx
+++ b/7.stats_notes/class/inferential/z_test_with_example.docx
@@ -5,6 +5,26 @@
     <w:p>
       <w:pPr>
         <w:numPr>
+          <w:ilvl w:val="0"/>
+          <w:numId w:val="0"/>
+        </w:numPr>
+        <w:rPr>
+          <w:rFonts w:hint="default"/>
+          <w:lang w:val="en-US"/>
+        </w:rPr>
+      </w:pPr>
+      <w:r>
+        <w:rPr>
+          <w:rFonts w:hint="default"/>
+          <w:lang w:val="en-US"/>
+        </w:rPr>
+        <w:t>Types of hypothesis testing</w:t>
+      </w:r>
+    </w:p>
+    <w:p>
+      <w:pPr>
+        <w:numPr>
+          <w:ilvl w:val="0"/>
           <w:numId w:val="0"/>
         </w:numPr>
         <w:rPr>
@@ -55,7 +75,16 @@
           <w:rFonts w:hint="default"/>
           <w:lang w:val="en-US"/>
         </w:rPr>
-        <w:t>Chi square test</w:t>
+        <w:t>Chi sq</w:t>
+      </w:r>
+      <w:bookmarkStart w:id="0" w:name="_GoBack"/>
+      <w:bookmarkEnd w:id="0"/>
+      <w:r>
+        <w:rPr>
+          <w:rFonts w:hint="default"/>
+          <w:lang w:val="en-US"/>
+        </w:rPr>
+        <w:t>uare test</w:t>
       </w:r>
     </w:p>
     <w:p>
@@ -204,7 +233,6 @@
       </w:r>
     </w:p>
     <w:p>
-      <w:bookmarkStart w:id="0" w:name="_GoBack"/>
       <w:r>
         <w:pict>
           <v:shape id="_x0000_i1028" o:spt="75" type="#_x0000_t75" style="height:390.45pt;width:319.8pt;" filled="f" o:preferrelative="t" stroked="f" coordsize="21600,21600">
@@ -218,7 +246,6 @@
           </v:shape>
         </w:pict>
       </w:r>
-      <w:bookmarkEnd w:id="0"/>
     </w:p>
     <w:p>
       <w:r>
